--- a/BE/BE6CE/AJP/AJpManu.docx
+++ b/BE/BE6CE/AJP/AJpManu.docx
@@ -1004,6 +1004,7 @@
       <w:r>
         <w:t xml:space="preserve">        </w:t>
       </w:r>
+      <w:proofErr w:type="spellStart"/>
       <w:r>
         <w:rPr>
           <w:i/>
@@ -1011,6 +1012,7 @@
         </w:rPr>
         <w:t>OutputStream</w:t>
       </w:r>
+      <w:proofErr w:type="spellEnd"/>
       <w:r>
         <w:t xml:space="preserve"> </w:t>
       </w:r>
@@ -1893,7 +1895,6 @@
       </w:r>
     </w:p>
     <w:p/>
-    <w:p/>
     <w:p>
       <w:pPr>
         <w:rPr>
@@ -2269,6 +2270,8 @@
         <w:t>&lt;/html&gt;</w:t>
       </w:r>
     </w:p>
+    <w:p/>
+    <w:p/>
     <w:p/>
     <w:p/>
     <w:sectPr>
@@ -2884,6 +2887,7 @@
   <w:style w:type="character" w:default="1" w:styleId="DefaultParagraphFont">
     <w:name w:val="Default Paragraph Font"/>
     <w:uiPriority w:val="1"/>
+    <w:semiHidden/>
     <w:unhideWhenUsed/>
   </w:style>
   <w:style w:type="table" w:default="1" w:styleId="TableNormal">
